--- a/templates/submission_info_template.docx
+++ b/templates/submission_info_template.docx
@@ -2319,7 +2319,7 @@
               <wp:positionV relativeFrom="paragraph">
                 <wp:posOffset>-449580</wp:posOffset>
               </wp:positionV>
-              <wp:extent cx="2418080" cy="1404620"/>
+              <wp:extent cx="2636520" cy="1404620"/>
               <wp:effectExtent l="0" t="0" r="1270" b="0"/>
               <wp:wrapSquare wrapText="bothSides"/>
               <wp:docPr id="5" name="文字方塊 5"/>
@@ -2335,7 +2335,7 @@
                     <wps:spPr bwMode="auto">
                       <a:xfrm>
                         <a:off x="0" y="0"/>
-                        <a:ext cx="2418080" cy="1404620"/>
+                        <a:ext cx="2636520" cy="1404620"/>
                       </a:xfrm>
                       <a:prstGeom prst="rect">
                         <a:avLst/>
